--- a/documentation/Meeting Logs/Meeting 2-1-26 through 2-8-26.docx
+++ b/documentation/Meeting Logs/Meeting 2-1-26 through 2-8-26.docx
@@ -509,6 +509,13 @@
               </w:rPr>
               <w:t>2</w:t>
             </w:r>
+            <w:r>
+              <w:rPr>
+                <w:sz w:val="22"/>
+                <w:szCs w:val="22"/>
+              </w:rPr>
+              <w:t>Class</w:t>
+            </w:r>
           </w:p>
         </w:tc>
         <w:tc>
@@ -522,6 +529,13 @@
                 <w:szCs w:val="22"/>
               </w:rPr>
             </w:pPr>
+            <w:r>
+              <w:rPr>
+                <w:sz w:val="22"/>
+                <w:szCs w:val="22"/>
+              </w:rPr>
+              <w:t>2/4/26</w:t>
+            </w:r>
           </w:p>
         </w:tc>
         <w:tc>
@@ -535,6 +549,13 @@
                 <w:szCs w:val="22"/>
               </w:rPr>
             </w:pPr>
+            <w:r>
+              <w:rPr>
+                <w:sz w:val="22"/>
+                <w:szCs w:val="22"/>
+              </w:rPr>
+              <w:t>4:00</w:t>
+            </w:r>
           </w:p>
         </w:tc>
         <w:tc>
@@ -548,6 +569,13 @@
                 <w:szCs w:val="22"/>
               </w:rPr>
             </w:pPr>
+            <w:r>
+              <w:rPr>
+                <w:sz w:val="22"/>
+                <w:szCs w:val="22"/>
+              </w:rPr>
+              <w:t>All</w:t>
+            </w:r>
           </w:p>
         </w:tc>
       </w:tr>
@@ -570,6 +598,13 @@
               </w:rPr>
               <w:t>3</w:t>
             </w:r>
+            <w:r>
+              <w:rPr>
+                <w:sz w:val="22"/>
+                <w:szCs w:val="22"/>
+              </w:rPr>
+              <w:t>Zoom</w:t>
+            </w:r>
           </w:p>
         </w:tc>
         <w:tc>
@@ -583,6 +618,13 @@
                 <w:szCs w:val="22"/>
               </w:rPr>
             </w:pPr>
+            <w:r>
+              <w:rPr>
+                <w:sz w:val="22"/>
+                <w:szCs w:val="22"/>
+              </w:rPr>
+              <w:t>2/5/26</w:t>
+            </w:r>
           </w:p>
         </w:tc>
         <w:tc>
@@ -596,6 +638,13 @@
                 <w:szCs w:val="22"/>
               </w:rPr>
             </w:pPr>
+            <w:r>
+              <w:rPr>
+                <w:sz w:val="22"/>
+                <w:szCs w:val="22"/>
+              </w:rPr>
+              <w:t>7:00</w:t>
+            </w:r>
           </w:p>
         </w:tc>
         <w:tc>
@@ -609,6 +658,13 @@
                 <w:szCs w:val="22"/>
               </w:rPr>
             </w:pPr>
+            <w:r>
+              <w:rPr>
+                <w:sz w:val="22"/>
+                <w:szCs w:val="22"/>
+              </w:rPr>
+              <w:t>Nathan Thomas Eric</w:t>
+            </w:r>
           </w:p>
         </w:tc>
       </w:tr>
@@ -750,6 +806,24 @@
         </w:rPr>
         <w:t>Meeting 3</w:t>
       </w:r>
+      <w:r>
+        <w:rPr>
+          <w:b/>
+          <w:bCs/>
+          <w:sz w:val="22"/>
+          <w:szCs w:val="22"/>
+        </w:rPr>
+        <w:t xml:space="preserve">: We just added a rough template into the </w:t>
+      </w:r>
+      <w:r>
+        <w:rPr>
+          <w:b/>
+          <w:bCs/>
+          <w:sz w:val="22"/>
+          <w:szCs w:val="22"/>
+        </w:rPr>
+        <w:t>GitHub and made sure it works on everyone’s end</w:t>
+      </w:r>
     </w:p>
     <w:p>
       <w:pPr>
@@ -874,6 +948,15 @@
         </w:rPr>
         <w:t>Meeting 2</w:t>
       </w:r>
+      <w:r>
+        <w:rPr>
+          <w:b/>
+          <w:bCs/>
+          <w:sz w:val="22"/>
+          <w:szCs w:val="22"/>
+        </w:rPr>
+        <w:t xml:space="preserve">: Getting it all merged into the main branch </w:t>
+      </w:r>
     </w:p>
     <w:p>
       <w:pPr>
@@ -893,23 +976,33 @@
         </w:rPr>
         <w:t>Meeting 3</w:t>
       </w:r>
-    </w:p>
-    <w:p>
-      <w:pPr>
-        <w:rPr>
-          <w:b/>
-          <w:bCs/>
-          <w:sz w:val="22"/>
-          <w:szCs w:val="22"/>
-        </w:rPr>
-      </w:pPr>
-      <w:r>
-        <w:rPr>
-          <w:b/>
-          <w:bCs/>
-          <w:sz w:val="22"/>
-          <w:szCs w:val="22"/>
-        </w:rPr>
+      <w:r>
+        <w:rPr>
+          <w:b/>
+          <w:bCs/>
+          <w:sz w:val="22"/>
+          <w:szCs w:val="22"/>
+        </w:rPr>
+        <w:t>: Installing all necessary packages such as node.js and other dependencies</w:t>
+      </w:r>
+    </w:p>
+    <w:p>
+      <w:pPr>
+        <w:rPr>
+          <w:b/>
+          <w:bCs/>
+          <w:sz w:val="22"/>
+          <w:szCs w:val="22"/>
+        </w:rPr>
+      </w:pPr>
+      <w:r>
+        <w:rPr>
+          <w:b/>
+          <w:bCs/>
+          <w:sz w:val="22"/>
+          <w:szCs w:val="22"/>
+        </w:rPr>
+        <w:lastRenderedPageBreak/>
         <w:t>Meeting 4</w:t>
       </w:r>
     </w:p>
@@ -927,7 +1020,6 @@
           <w:sz w:val="22"/>
           <w:szCs w:val="22"/>
         </w:rPr>
-        <w:lastRenderedPageBreak/>
         <w:t>3. What do you plan to accomplish by the next team meeting?</w:t>
       </w:r>
       <w:r>
@@ -993,6 +1085,24 @@
         </w:rPr>
         <w:t>Meeting 2</w:t>
       </w:r>
+      <w:r>
+        <w:rPr>
+          <w:b/>
+          <w:bCs/>
+          <w:sz w:val="22"/>
+          <w:szCs w:val="22"/>
+        </w:rPr>
+        <w:t xml:space="preserve">: </w:t>
+      </w:r>
+      <w:r>
+        <w:rPr>
+          <w:b/>
+          <w:bCs/>
+          <w:sz w:val="22"/>
+          <w:szCs w:val="22"/>
+        </w:rPr>
+        <w:t xml:space="preserve">We want to make sure all works for everyone’s computers </w:t>
+      </w:r>
     </w:p>
     <w:p>
       <w:pPr>
@@ -1011,6 +1121,15 @@
           <w:szCs w:val="22"/>
         </w:rPr>
         <w:t>Meeting 3</w:t>
+      </w:r>
+      <w:r>
+        <w:rPr>
+          <w:b/>
+          <w:bCs/>
+          <w:sz w:val="22"/>
+          <w:szCs w:val="22"/>
+        </w:rPr>
+        <w:t xml:space="preserve"> We plan on adding more into the app and getting some of our personal functions working onto the map that we have working </w:t>
       </w:r>
     </w:p>
     <w:p>
@@ -1141,6 +1260,15 @@
           <w:szCs w:val="22"/>
         </w:rPr>
         <w:t>Meeting 3</w:t>
+      </w:r>
+      <w:r>
+        <w:rPr>
+          <w:b/>
+          <w:bCs/>
+          <w:sz w:val="22"/>
+          <w:szCs w:val="22"/>
+        </w:rPr>
+        <w:t xml:space="preserve">: Make sure to install node.js as well as have docker downloaded. </w:t>
       </w:r>
     </w:p>
     <w:p>
@@ -1538,7 +1666,6 @@
           <w:sz w:val="22"/>
           <w:szCs w:val="22"/>
         </w:rPr>
-        <w:lastRenderedPageBreak/>
         <w:t>This meeting log supports accountability, progress tracking, and early risk identification. Logs may be reviewed periodically to assess team participation and project momentum.</w:t>
       </w:r>
     </w:p>

--- a/documentation/Meeting Logs/Meeting 2-1-26 through 2-8-26.docx
+++ b/documentation/Meeting Logs/Meeting 2-1-26 through 2-8-26.docx
@@ -467,6 +467,13 @@
               </w:rPr>
               <w:t>7:00</w:t>
             </w:r>
+            <w:r>
+              <w:rPr>
+                <w:sz w:val="22"/>
+                <w:szCs w:val="22"/>
+              </w:rPr>
+              <w:t xml:space="preserve"> P.M</w:t>
+            </w:r>
           </w:p>
         </w:tc>
         <w:tc>
@@ -485,7 +492,14 @@
                 <w:sz w:val="22"/>
                 <w:szCs w:val="22"/>
               </w:rPr>
-              <w:t>ALL</w:t>
+              <w:t>A</w:t>
+            </w:r>
+            <w:r>
+              <w:rPr>
+                <w:sz w:val="22"/>
+                <w:szCs w:val="22"/>
+              </w:rPr>
+              <w:t>ll</w:t>
             </w:r>
           </w:p>
         </w:tc>
@@ -556,6 +570,13 @@
               </w:rPr>
               <w:t>4:00</w:t>
             </w:r>
+            <w:r>
+              <w:rPr>
+                <w:sz w:val="22"/>
+                <w:szCs w:val="22"/>
+              </w:rPr>
+              <w:t xml:space="preserve"> P.M</w:t>
+            </w:r>
           </w:p>
         </w:tc>
         <w:tc>
@@ -643,7 +664,7 @@
                 <w:sz w:val="22"/>
                 <w:szCs w:val="22"/>
               </w:rPr>
-              <w:t>7:00</w:t>
+              <w:t>7:00 P.M</w:t>
             </w:r>
           </w:p>
         </w:tc>
@@ -668,6 +689,88 @@
           </w:p>
         </w:tc>
       </w:tr>
+      <w:tr>
+        <w:tc>
+          <w:tcPr>
+            <w:tcW w:w="1345" w:type="dxa"/>
+          </w:tcPr>
+          <w:p>
+            <w:pPr>
+              <w:rPr>
+                <w:sz w:val="22"/>
+                <w:szCs w:val="22"/>
+              </w:rPr>
+            </w:pPr>
+            <w:r>
+              <w:rPr>
+                <w:sz w:val="22"/>
+                <w:szCs w:val="22"/>
+              </w:rPr>
+              <w:t>4 Zoom</w:t>
+            </w:r>
+          </w:p>
+        </w:tc>
+        <w:tc>
+          <w:tcPr>
+            <w:tcW w:w="1890" w:type="dxa"/>
+          </w:tcPr>
+          <w:p>
+            <w:pPr>
+              <w:rPr>
+                <w:sz w:val="22"/>
+                <w:szCs w:val="22"/>
+              </w:rPr>
+            </w:pPr>
+            <w:r>
+              <w:rPr>
+                <w:sz w:val="22"/>
+                <w:szCs w:val="22"/>
+              </w:rPr>
+              <w:t>2/7/26</w:t>
+            </w:r>
+          </w:p>
+        </w:tc>
+        <w:tc>
+          <w:tcPr>
+            <w:tcW w:w="1980" w:type="dxa"/>
+          </w:tcPr>
+          <w:p>
+            <w:pPr>
+              <w:rPr>
+                <w:sz w:val="22"/>
+                <w:szCs w:val="22"/>
+              </w:rPr>
+            </w:pPr>
+            <w:r>
+              <w:rPr>
+                <w:sz w:val="22"/>
+                <w:szCs w:val="22"/>
+              </w:rPr>
+              <w:t>8:00 P.M</w:t>
+            </w:r>
+          </w:p>
+        </w:tc>
+        <w:tc>
+          <w:tcPr>
+            <w:tcW w:w="5040" w:type="dxa"/>
+          </w:tcPr>
+          <w:p>
+            <w:pPr>
+              <w:rPr>
+                <w:sz w:val="22"/>
+                <w:szCs w:val="22"/>
+              </w:rPr>
+            </w:pPr>
+            <w:r>
+              <w:rPr>
+                <w:sz w:val="22"/>
+                <w:szCs w:val="22"/>
+              </w:rPr>
+              <w:t>All</w:t>
+            </w:r>
+          </w:p>
+        </w:tc>
+      </w:tr>
     </w:tbl>
     <w:p>
       <w:pPr>
@@ -744,11 +847,240 @@
     <w:p>
       <w:pPr>
         <w:rPr>
+          <w:sz w:val="22"/>
+          <w:szCs w:val="22"/>
+        </w:rPr>
+      </w:pPr>
+      <w:r>
+        <w:rPr>
+          <w:sz w:val="22"/>
+          <w:szCs w:val="22"/>
+        </w:rPr>
+        <w:t xml:space="preserve">Meeting 1: All the diagrams are completed and ready for just some minor tweaks as we get coding </w:t>
+      </w:r>
+    </w:p>
+    <w:p>
+      <w:pPr>
+        <w:rPr>
+          <w:sz w:val="22"/>
+          <w:szCs w:val="22"/>
+        </w:rPr>
+      </w:pPr>
+      <w:r>
+        <w:rPr>
+          <w:sz w:val="22"/>
+          <w:szCs w:val="22"/>
+        </w:rPr>
+        <w:t>Meeting 2</w:t>
+      </w:r>
+      <w:r>
+        <w:rPr>
+          <w:sz w:val="22"/>
+          <w:szCs w:val="22"/>
+        </w:rPr>
+        <w:t xml:space="preserve"> Had them ready for questions for the professor today.</w:t>
+      </w:r>
+    </w:p>
+    <w:p>
+      <w:pPr>
+        <w:rPr>
+          <w:sz w:val="22"/>
+          <w:szCs w:val="22"/>
+        </w:rPr>
+      </w:pPr>
+      <w:r>
+        <w:rPr>
+          <w:sz w:val="22"/>
+          <w:szCs w:val="22"/>
+        </w:rPr>
+        <w:t>Meeting 3</w:t>
+      </w:r>
+      <w:r>
+        <w:rPr>
+          <w:sz w:val="22"/>
+          <w:szCs w:val="22"/>
+        </w:rPr>
+        <w:t xml:space="preserve">: We just added a rough template into the </w:t>
+      </w:r>
+      <w:r>
+        <w:rPr>
+          <w:sz w:val="22"/>
+          <w:szCs w:val="22"/>
+        </w:rPr>
+        <w:t>GitHub and made sure it works on everyone’s end</w:t>
+      </w:r>
+    </w:p>
+    <w:p>
+      <w:pPr>
+        <w:rPr>
+          <w:sz w:val="22"/>
+          <w:szCs w:val="22"/>
+        </w:rPr>
+      </w:pPr>
+      <w:r>
+        <w:rPr>
+          <w:sz w:val="22"/>
+          <w:szCs w:val="22"/>
+        </w:rPr>
+        <w:t>Meeting 4</w:t>
+      </w:r>
+      <w:r>
+        <w:rPr>
+          <w:sz w:val="22"/>
+          <w:szCs w:val="22"/>
+        </w:rPr>
+        <w:t xml:space="preserve">: We went and reviewed the code and tried to get it all together. </w:t>
+      </w:r>
+    </w:p>
+    <w:p>
+      <w:pPr>
+        <w:rPr>
+          <w:sz w:val="22"/>
+          <w:szCs w:val="22"/>
+        </w:rPr>
+      </w:pPr>
+    </w:p>
+    <w:p>
+      <w:pPr>
+        <w:rPr>
+          <w:sz w:val="22"/>
+          <w:szCs w:val="22"/>
+        </w:rPr>
+      </w:pPr>
+      <w:r>
+        <w:rPr>
           <w:b/>
           <w:bCs/>
           <w:sz w:val="22"/>
           <w:szCs w:val="22"/>
         </w:rPr>
+        <w:t>2. What obstacles are you encountering?</w:t>
+      </w:r>
+      <w:r>
+        <w:rPr>
+          <w:sz w:val="22"/>
+          <w:szCs w:val="22"/>
+        </w:rPr>
+        <w:br/>
+      </w:r>
+      <w:r>
+        <w:rPr>
+          <w:i/>
+          <w:iCs/>
+          <w:sz w:val="22"/>
+          <w:szCs w:val="22"/>
+        </w:rPr>
+        <w:t>(Technical issues, unclear requirements, dependencies, scheduling conflicts)</w:t>
+      </w:r>
+    </w:p>
+    <w:p>
+      <w:pPr>
+        <w:rPr>
+          <w:sz w:val="22"/>
+          <w:szCs w:val="22"/>
+        </w:rPr>
+      </w:pPr>
+      <w:r>
+        <w:rPr>
+          <w:sz w:val="22"/>
+          <w:szCs w:val="22"/>
+        </w:rPr>
+        <w:t xml:space="preserve">Meeting 1: </w:t>
+      </w:r>
+      <w:r>
+        <w:rPr>
+          <w:sz w:val="22"/>
+          <w:szCs w:val="22"/>
+        </w:rPr>
+        <w:t xml:space="preserve">None for this meeting </w:t>
+      </w:r>
+    </w:p>
+    <w:p>
+      <w:pPr>
+        <w:rPr>
+          <w:sz w:val="22"/>
+          <w:szCs w:val="22"/>
+        </w:rPr>
+      </w:pPr>
+      <w:r>
+        <w:rPr>
+          <w:sz w:val="22"/>
+          <w:szCs w:val="22"/>
+        </w:rPr>
+        <w:t>Meeting 2</w:t>
+      </w:r>
+      <w:r>
+        <w:rPr>
+          <w:sz w:val="22"/>
+          <w:szCs w:val="22"/>
+        </w:rPr>
+        <w:t xml:space="preserve">: Getting it all merged into the main branch </w:t>
+      </w:r>
+    </w:p>
+    <w:p>
+      <w:pPr>
+        <w:rPr>
+          <w:sz w:val="22"/>
+          <w:szCs w:val="22"/>
+        </w:rPr>
+      </w:pPr>
+      <w:r>
+        <w:rPr>
+          <w:sz w:val="22"/>
+          <w:szCs w:val="22"/>
+        </w:rPr>
+        <w:t>Meeting 3</w:t>
+      </w:r>
+      <w:r>
+        <w:rPr>
+          <w:sz w:val="22"/>
+          <w:szCs w:val="22"/>
+        </w:rPr>
+        <w:t>: Installing all necessary packages such as node.js and other dependencies</w:t>
+      </w:r>
+    </w:p>
+    <w:p>
+      <w:pPr>
+        <w:rPr>
+          <w:sz w:val="22"/>
+          <w:szCs w:val="22"/>
+        </w:rPr>
+      </w:pPr>
+      <w:r>
+        <w:rPr>
+          <w:sz w:val="22"/>
+          <w:szCs w:val="22"/>
+        </w:rPr>
+        <w:t>Meeting 4</w:t>
+      </w:r>
+      <w:r>
+        <w:rPr>
+          <w:sz w:val="22"/>
+          <w:szCs w:val="22"/>
+        </w:rPr>
+        <w:t xml:space="preserve">: Installing dependencies is becoming </w:t>
+      </w:r>
+      <w:r>
+        <w:rPr>
+          <w:sz w:val="22"/>
+          <w:szCs w:val="22"/>
+        </w:rPr>
+        <w:t>more</w:t>
+      </w:r>
+      <w:r>
+        <w:rPr>
+          <w:sz w:val="22"/>
+          <w:szCs w:val="22"/>
+        </w:rPr>
+        <w:t xml:space="preserve"> of a hassle</w:t>
+      </w:r>
+    </w:p>
+    <w:p>
+      <w:pPr>
+        <w:rPr>
+          <w:sz w:val="22"/>
+          <w:szCs w:val="22"/>
+        </w:rPr>
       </w:pPr>
       <w:r>
         <w:rPr>
@@ -757,55 +1089,280 @@
           <w:sz w:val="22"/>
           <w:szCs w:val="22"/>
         </w:rPr>
+        <w:lastRenderedPageBreak/>
+        <w:t>3. What do you plan to accomplish by the next team meeting?</w:t>
+      </w:r>
+      <w:r>
+        <w:rPr>
+          <w:sz w:val="22"/>
+          <w:szCs w:val="22"/>
+        </w:rPr>
+        <w:br/>
+      </w:r>
+      <w:r>
+        <w:rPr>
+          <w:i/>
+          <w:iCs/>
+          <w:sz w:val="22"/>
+          <w:szCs w:val="22"/>
+        </w:rPr>
+        <w:t>(Specific, measurable tasks or deliverables)</w:t>
+      </w:r>
+    </w:p>
+    <w:p>
+      <w:pPr>
+        <w:rPr>
+          <w:sz w:val="22"/>
+          <w:szCs w:val="22"/>
+        </w:rPr>
+      </w:pPr>
+      <w:r>
+        <w:rPr>
+          <w:sz w:val="22"/>
+          <w:szCs w:val="22"/>
+        </w:rPr>
         <w:t>Meeting 1</w:t>
       </w:r>
       <w:r>
+        <w:rPr>
+          <w:sz w:val="22"/>
+          <w:szCs w:val="22"/>
+        </w:rPr>
+        <w:t>: We are planning on diving into programming and getting the prototype started</w:t>
+      </w:r>
+    </w:p>
+    <w:p>
+      <w:pPr>
+        <w:rPr>
+          <w:sz w:val="22"/>
+          <w:szCs w:val="22"/>
+        </w:rPr>
+      </w:pPr>
+      <w:r>
+        <w:rPr>
+          <w:sz w:val="22"/>
+          <w:szCs w:val="22"/>
+        </w:rPr>
+        <w:t>Meeting 2</w:t>
+      </w:r>
+      <w:r>
+        <w:rPr>
+          <w:sz w:val="22"/>
+          <w:szCs w:val="22"/>
+        </w:rPr>
+        <w:t xml:space="preserve">: </w:t>
+      </w:r>
+      <w:r>
+        <w:rPr>
+          <w:sz w:val="22"/>
+          <w:szCs w:val="22"/>
+        </w:rPr>
+        <w:t xml:space="preserve">We want to make sure all works for everyone’s computers </w:t>
+      </w:r>
+    </w:p>
+    <w:p>
+      <w:pPr>
+        <w:rPr>
+          <w:sz w:val="22"/>
+          <w:szCs w:val="22"/>
+        </w:rPr>
+      </w:pPr>
+      <w:r>
+        <w:rPr>
+          <w:sz w:val="22"/>
+          <w:szCs w:val="22"/>
+        </w:rPr>
+        <w:t>Meeting 3</w:t>
+      </w:r>
+      <w:r>
+        <w:rPr>
+          <w:sz w:val="22"/>
+          <w:szCs w:val="22"/>
+        </w:rPr>
+        <w:t xml:space="preserve"> We plan on adding more into the app and getting some of our personal functions working onto the map that we have working </w:t>
+      </w:r>
+    </w:p>
+    <w:p>
+      <w:pPr>
+        <w:rPr>
+          <w:sz w:val="22"/>
+          <w:szCs w:val="22"/>
+        </w:rPr>
+      </w:pPr>
+      <w:r>
+        <w:rPr>
+          <w:sz w:val="22"/>
+          <w:szCs w:val="22"/>
+        </w:rPr>
+        <w:t>Meeting 4</w:t>
+      </w:r>
+    </w:p>
+    <w:p>
+      <w:pPr>
         <w:rPr>
           <w:b/>
           <w:bCs/>
           <w:sz w:val="22"/>
           <w:szCs w:val="22"/>
         </w:rPr>
-        <w:t xml:space="preserve">: All the diagrams are completed and ready for just some minor tweaks as we get coding </w:t>
-      </w:r>
-    </w:p>
-    <w:p>
-      <w:pPr>
+      </w:pPr>
+      <w:r>
         <w:rPr>
           <w:b/>
           <w:bCs/>
           <w:sz w:val="22"/>
           <w:szCs w:val="22"/>
         </w:rPr>
-      </w:pPr>
-      <w:r>
+        <w:t>Team Discussion Notes</w:t>
+      </w:r>
+    </w:p>
+    <w:p>
+      <w:pPr>
+        <w:rPr>
+          <w:sz w:val="22"/>
+          <w:szCs w:val="22"/>
+        </w:rPr>
+      </w:pPr>
+      <w:r>
+        <w:rPr>
+          <w:i/>
+          <w:iCs/>
+          <w:sz w:val="22"/>
+          <w:szCs w:val="22"/>
+        </w:rPr>
+        <w:t>(Decisions made, action items, risks identified, clarifications, or follow-ups)</w:t>
+      </w:r>
+    </w:p>
+    <w:p>
+      <w:pPr>
+        <w:rPr>
+          <w:sz w:val="22"/>
+          <w:szCs w:val="22"/>
+        </w:rPr>
+      </w:pPr>
+      <w:r>
+        <w:rPr>
+          <w:sz w:val="22"/>
+          <w:szCs w:val="22"/>
+        </w:rPr>
+        <w:t>Meeting 1</w:t>
+      </w:r>
+      <w:r>
+        <w:rPr>
+          <w:sz w:val="22"/>
+          <w:szCs w:val="22"/>
+        </w:rPr>
+        <w:t xml:space="preserve">: </w:t>
+      </w:r>
+      <w:r>
+        <w:rPr>
+          <w:sz w:val="22"/>
+          <w:szCs w:val="22"/>
+        </w:rPr>
+        <w:t xml:space="preserve">Diagrams were self-explanatory and seem to be going great. </w:t>
+      </w:r>
+    </w:p>
+    <w:p>
+      <w:pPr>
+        <w:rPr>
+          <w:sz w:val="22"/>
+          <w:szCs w:val="22"/>
+        </w:rPr>
+      </w:pPr>
+      <w:r>
+        <w:rPr>
+          <w:sz w:val="22"/>
+          <w:szCs w:val="22"/>
+        </w:rPr>
+        <w:t>Meeting 2</w:t>
+      </w:r>
+      <w:r>
+        <w:rPr>
+          <w:sz w:val="22"/>
+          <w:szCs w:val="22"/>
+        </w:rPr>
+        <w:t xml:space="preserve"> None for this day </w:t>
+      </w:r>
+    </w:p>
+    <w:p>
+      <w:pPr>
+        <w:rPr>
+          <w:sz w:val="22"/>
+          <w:szCs w:val="22"/>
+        </w:rPr>
+      </w:pPr>
+      <w:r>
+        <w:rPr>
+          <w:sz w:val="22"/>
+          <w:szCs w:val="22"/>
+        </w:rPr>
+        <w:t>Meeting 3</w:t>
+      </w:r>
+      <w:r>
+        <w:rPr>
+          <w:sz w:val="22"/>
+          <w:szCs w:val="22"/>
+        </w:rPr>
+        <w:t xml:space="preserve">: Make sure to install node.js as well as have docker downloaded. </w:t>
+      </w:r>
+    </w:p>
+    <w:p>
+      <w:pPr>
+        <w:rPr>
+          <w:sz w:val="22"/>
+          <w:szCs w:val="22"/>
+        </w:rPr>
+      </w:pPr>
+      <w:r>
+        <w:rPr>
+          <w:sz w:val="22"/>
+          <w:szCs w:val="22"/>
+        </w:rPr>
+        <w:t>Meeting 4</w:t>
+      </w:r>
+      <w:r>
+        <w:rPr>
+          <w:sz w:val="22"/>
+          <w:szCs w:val="22"/>
+        </w:rPr>
+        <w:t>: We did the project board to further manage b</w:t>
+      </w:r>
+      <w:r>
+        <w:rPr>
+          <w:sz w:val="22"/>
+          <w:szCs w:val="22"/>
+        </w:rPr>
+        <w:t xml:space="preserve">acklogs and other tasks. </w:t>
+      </w:r>
+    </w:p>
+    <w:p>
+      <w:pPr>
         <w:rPr>
           <w:b/>
           <w:bCs/>
           <w:sz w:val="22"/>
           <w:szCs w:val="22"/>
         </w:rPr>
-        <w:t>Meeting 2</w:t>
-      </w:r>
-    </w:p>
-    <w:p>
-      <w:pPr>
+      </w:pPr>
+      <w:r>
         <w:rPr>
           <w:b/>
           <w:bCs/>
           <w:sz w:val="22"/>
           <w:szCs w:val="22"/>
         </w:rPr>
-      </w:pPr>
-      <w:r>
+        <w:t>Action Items &amp; Ownership</w:t>
+      </w:r>
+    </w:p>
+    <w:p>
+      <w:pPr>
         <w:rPr>
           <w:b/>
           <w:bCs/>
           <w:sz w:val="22"/>
           <w:szCs w:val="22"/>
         </w:rPr>
-        <w:t>Meeting 3</w:t>
-      </w:r>
+      </w:pPr>
       <w:r>
         <w:rPr>
           <w:b/>
@@ -813,7 +1370,7 @@
           <w:sz w:val="22"/>
           <w:szCs w:val="22"/>
         </w:rPr>
-        <w:t xml:space="preserve">: We just added a rough template into the </w:t>
+        <w:t xml:space="preserve">Get Api Key and use </w:t>
       </w:r>
       <w:r>
         <w:rPr>
@@ -822,50 +1379,26 @@
           <w:sz w:val="22"/>
           <w:szCs w:val="22"/>
         </w:rPr>
-        <w:t>GitHub and made sure it works on everyone’s end</w:t>
-      </w:r>
-    </w:p>
-    <w:p>
-      <w:pPr>
+        <w:t>a. env</w:t>
+      </w:r>
+      <w:r>
         <w:rPr>
           <w:b/>
           <w:bCs/>
           <w:sz w:val="22"/>
           <w:szCs w:val="22"/>
         </w:rPr>
-      </w:pPr>
-      <w:r>
+        <w:t xml:space="preserve"> - Nathan</w:t>
+      </w:r>
+    </w:p>
+    <w:p>
+      <w:pPr>
         <w:rPr>
           <w:b/>
           <w:bCs/>
           <w:sz w:val="22"/>
           <w:szCs w:val="22"/>
         </w:rPr>
-        <w:t>Meeting 4</w:t>
-      </w:r>
-    </w:p>
-    <w:p>
-      <w:pPr>
-        <w:rPr>
-          <w:sz w:val="22"/>
-          <w:szCs w:val="22"/>
-        </w:rPr>
-      </w:pPr>
-    </w:p>
-    <w:p>
-      <w:pPr>
-        <w:rPr>
-          <w:sz w:val="22"/>
-          <w:szCs w:val="22"/>
-        </w:rPr>
-      </w:pPr>
-    </w:p>
-    <w:p>
-      <w:pPr>
-        <w:rPr>
-          <w:sz w:val="22"/>
-          <w:szCs w:val="22"/>
-        </w:rPr>
       </w:pPr>
       <w:r>
         <w:rPr>
@@ -874,23 +1407,7 @@
           <w:sz w:val="22"/>
           <w:szCs w:val="22"/>
         </w:rPr>
-        <w:t>2. What obstacles are you encountering?</w:t>
-      </w:r>
-      <w:r>
-        <w:rPr>
-          <w:sz w:val="22"/>
-          <w:szCs w:val="22"/>
-        </w:rPr>
-        <w:br/>
-      </w:r>
-      <w:r>
-        <w:rPr>
-          <w:i/>
-          <w:iCs/>
-          <w:sz w:val="22"/>
-          <w:szCs w:val="22"/>
-        </w:rPr>
-        <w:t>(Technical issues, unclear requirements, dependencies, scheduling conflicts)</w:t>
+        <w:t>Set up database- Kyler</w:t>
       </w:r>
     </w:p>
     <w:p>
@@ -909,17 +1426,18 @@
           <w:sz w:val="22"/>
           <w:szCs w:val="22"/>
         </w:rPr>
-        <w:t>Meeting 1</w:t>
-      </w:r>
-      <w:r>
+        <w:t>Get pins on the map - Eric</w:t>
+      </w:r>
+    </w:p>
+    <w:p>
+      <w:pPr>
         <w:rPr>
           <w:b/>
           <w:bCs/>
           <w:sz w:val="22"/>
           <w:szCs w:val="22"/>
         </w:rPr>
-        <w:t xml:space="preserve">: </w:t>
-      </w:r>
+      </w:pPr>
       <w:r>
         <w:rPr>
           <w:b/>
@@ -927,7 +1445,7 @@
           <w:sz w:val="22"/>
           <w:szCs w:val="22"/>
         </w:rPr>
-        <w:t xml:space="preserve">None for this meeting </w:t>
+        <w:t>Dummy data for the first sprint- Thomas</w:t>
       </w:r>
     </w:p>
     <w:p>
@@ -939,385 +1457,6 @@
           <w:szCs w:val="22"/>
         </w:rPr>
       </w:pPr>
-      <w:r>
-        <w:rPr>
-          <w:b/>
-          <w:bCs/>
-          <w:sz w:val="22"/>
-          <w:szCs w:val="22"/>
-        </w:rPr>
-        <w:t>Meeting 2</w:t>
-      </w:r>
-      <w:r>
-        <w:rPr>
-          <w:b/>
-          <w:bCs/>
-          <w:sz w:val="22"/>
-          <w:szCs w:val="22"/>
-        </w:rPr>
-        <w:t xml:space="preserve">: Getting it all merged into the main branch </w:t>
-      </w:r>
-    </w:p>
-    <w:p>
-      <w:pPr>
-        <w:rPr>
-          <w:b/>
-          <w:bCs/>
-          <w:sz w:val="22"/>
-          <w:szCs w:val="22"/>
-        </w:rPr>
-      </w:pPr>
-      <w:r>
-        <w:rPr>
-          <w:b/>
-          <w:bCs/>
-          <w:sz w:val="22"/>
-          <w:szCs w:val="22"/>
-        </w:rPr>
-        <w:t>Meeting 3</w:t>
-      </w:r>
-      <w:r>
-        <w:rPr>
-          <w:b/>
-          <w:bCs/>
-          <w:sz w:val="22"/>
-          <w:szCs w:val="22"/>
-        </w:rPr>
-        <w:t>: Installing all necessary packages such as node.js and other dependencies</w:t>
-      </w:r>
-    </w:p>
-    <w:p>
-      <w:pPr>
-        <w:rPr>
-          <w:b/>
-          <w:bCs/>
-          <w:sz w:val="22"/>
-          <w:szCs w:val="22"/>
-        </w:rPr>
-      </w:pPr>
-      <w:r>
-        <w:rPr>
-          <w:b/>
-          <w:bCs/>
-          <w:sz w:val="22"/>
-          <w:szCs w:val="22"/>
-        </w:rPr>
-        <w:lastRenderedPageBreak/>
-        <w:t>Meeting 4</w:t>
-      </w:r>
-    </w:p>
-    <w:p>
-      <w:pPr>
-        <w:rPr>
-          <w:sz w:val="22"/>
-          <w:szCs w:val="22"/>
-        </w:rPr>
-      </w:pPr>
-      <w:r>
-        <w:rPr>
-          <w:b/>
-          <w:bCs/>
-          <w:sz w:val="22"/>
-          <w:szCs w:val="22"/>
-        </w:rPr>
-        <w:t>3. What do you plan to accomplish by the next team meeting?</w:t>
-      </w:r>
-      <w:r>
-        <w:rPr>
-          <w:sz w:val="22"/>
-          <w:szCs w:val="22"/>
-        </w:rPr>
-        <w:br/>
-      </w:r>
-      <w:r>
-        <w:rPr>
-          <w:i/>
-          <w:iCs/>
-          <w:sz w:val="22"/>
-          <w:szCs w:val="22"/>
-        </w:rPr>
-        <w:t>(Specific, measurable tasks or deliverables)</w:t>
-      </w:r>
-    </w:p>
-    <w:p>
-      <w:pPr>
-        <w:rPr>
-          <w:b/>
-          <w:bCs/>
-          <w:sz w:val="22"/>
-          <w:szCs w:val="22"/>
-        </w:rPr>
-      </w:pPr>
-      <w:r>
-        <w:rPr>
-          <w:b/>
-          <w:bCs/>
-          <w:sz w:val="22"/>
-          <w:szCs w:val="22"/>
-        </w:rPr>
-        <w:t>Meeting 1</w:t>
-      </w:r>
-      <w:r>
-        <w:rPr>
-          <w:b/>
-          <w:bCs/>
-          <w:sz w:val="22"/>
-          <w:szCs w:val="22"/>
-        </w:rPr>
-        <w:t>: We are planning on diving into programming and getting the prototype started</w:t>
-      </w:r>
-    </w:p>
-    <w:p>
-      <w:pPr>
-        <w:rPr>
-          <w:b/>
-          <w:bCs/>
-          <w:sz w:val="22"/>
-          <w:szCs w:val="22"/>
-        </w:rPr>
-      </w:pPr>
-      <w:r>
-        <w:rPr>
-          <w:b/>
-          <w:bCs/>
-          <w:sz w:val="22"/>
-          <w:szCs w:val="22"/>
-        </w:rPr>
-        <w:t>Meeting 2</w:t>
-      </w:r>
-      <w:r>
-        <w:rPr>
-          <w:b/>
-          <w:bCs/>
-          <w:sz w:val="22"/>
-          <w:szCs w:val="22"/>
-        </w:rPr>
-        <w:t xml:space="preserve">: </w:t>
-      </w:r>
-      <w:r>
-        <w:rPr>
-          <w:b/>
-          <w:bCs/>
-          <w:sz w:val="22"/>
-          <w:szCs w:val="22"/>
-        </w:rPr>
-        <w:t xml:space="preserve">We want to make sure all works for everyone’s computers </w:t>
-      </w:r>
-    </w:p>
-    <w:p>
-      <w:pPr>
-        <w:rPr>
-          <w:b/>
-          <w:bCs/>
-          <w:sz w:val="22"/>
-          <w:szCs w:val="22"/>
-        </w:rPr>
-      </w:pPr>
-      <w:r>
-        <w:rPr>
-          <w:b/>
-          <w:bCs/>
-          <w:sz w:val="22"/>
-          <w:szCs w:val="22"/>
-        </w:rPr>
-        <w:t>Meeting 3</w:t>
-      </w:r>
-      <w:r>
-        <w:rPr>
-          <w:b/>
-          <w:bCs/>
-          <w:sz w:val="22"/>
-          <w:szCs w:val="22"/>
-        </w:rPr>
-        <w:t xml:space="preserve"> We plan on adding more into the app and getting some of our personal functions working onto the map that we have working </w:t>
-      </w:r>
-    </w:p>
-    <w:p>
-      <w:pPr>
-        <w:rPr>
-          <w:b/>
-          <w:bCs/>
-          <w:sz w:val="22"/>
-          <w:szCs w:val="22"/>
-        </w:rPr>
-      </w:pPr>
-      <w:r>
-        <w:rPr>
-          <w:b/>
-          <w:bCs/>
-          <w:sz w:val="22"/>
-          <w:szCs w:val="22"/>
-        </w:rPr>
-        <w:t>Meeting 4</w:t>
-      </w:r>
-    </w:p>
-    <w:p>
-      <w:pPr>
-        <w:rPr>
-          <w:b/>
-          <w:bCs/>
-          <w:sz w:val="22"/>
-          <w:szCs w:val="22"/>
-        </w:rPr>
-      </w:pPr>
-      <w:r>
-        <w:rPr>
-          <w:b/>
-          <w:bCs/>
-          <w:sz w:val="22"/>
-          <w:szCs w:val="22"/>
-        </w:rPr>
-        <w:t>Team Discussion Notes</w:t>
-      </w:r>
-    </w:p>
-    <w:p>
-      <w:pPr>
-        <w:rPr>
-          <w:sz w:val="22"/>
-          <w:szCs w:val="22"/>
-        </w:rPr>
-      </w:pPr>
-      <w:r>
-        <w:rPr>
-          <w:i/>
-          <w:iCs/>
-          <w:sz w:val="22"/>
-          <w:szCs w:val="22"/>
-        </w:rPr>
-        <w:t>(Decisions made, action items, risks identified, clarifications, or follow-ups)</w:t>
-      </w:r>
-    </w:p>
-    <w:p>
-      <w:pPr>
-        <w:rPr>
-          <w:b/>
-          <w:bCs/>
-          <w:sz w:val="22"/>
-          <w:szCs w:val="22"/>
-        </w:rPr>
-      </w:pPr>
-      <w:r>
-        <w:rPr>
-          <w:b/>
-          <w:bCs/>
-          <w:sz w:val="22"/>
-          <w:szCs w:val="22"/>
-        </w:rPr>
-        <w:t>Meeting 1</w:t>
-      </w:r>
-      <w:r>
-        <w:rPr>
-          <w:b/>
-          <w:bCs/>
-          <w:sz w:val="22"/>
-          <w:szCs w:val="22"/>
-        </w:rPr>
-        <w:t xml:space="preserve">: </w:t>
-      </w:r>
-      <w:r>
-        <w:rPr>
-          <w:b/>
-          <w:bCs/>
-          <w:sz w:val="22"/>
-          <w:szCs w:val="22"/>
-        </w:rPr>
-        <w:t xml:space="preserve">Diagrams were self-explanatory and seem to be going great. </w:t>
-      </w:r>
-    </w:p>
-    <w:p>
-      <w:pPr>
-        <w:rPr>
-          <w:b/>
-          <w:bCs/>
-          <w:sz w:val="22"/>
-          <w:szCs w:val="22"/>
-        </w:rPr>
-      </w:pPr>
-      <w:r>
-        <w:rPr>
-          <w:b/>
-          <w:bCs/>
-          <w:sz w:val="22"/>
-          <w:szCs w:val="22"/>
-        </w:rPr>
-        <w:t>Meeting 2</w:t>
-      </w:r>
-    </w:p>
-    <w:p>
-      <w:pPr>
-        <w:rPr>
-          <w:b/>
-          <w:bCs/>
-          <w:sz w:val="22"/>
-          <w:szCs w:val="22"/>
-        </w:rPr>
-      </w:pPr>
-      <w:r>
-        <w:rPr>
-          <w:b/>
-          <w:bCs/>
-          <w:sz w:val="22"/>
-          <w:szCs w:val="22"/>
-        </w:rPr>
-        <w:t>Meeting 3</w:t>
-      </w:r>
-      <w:r>
-        <w:rPr>
-          <w:b/>
-          <w:bCs/>
-          <w:sz w:val="22"/>
-          <w:szCs w:val="22"/>
-        </w:rPr>
-        <w:t xml:space="preserve">: Make sure to install node.js as well as have docker downloaded. </w:t>
-      </w:r>
-    </w:p>
-    <w:p>
-      <w:pPr>
-        <w:rPr>
-          <w:b/>
-          <w:bCs/>
-          <w:sz w:val="22"/>
-          <w:szCs w:val="22"/>
-        </w:rPr>
-      </w:pPr>
-      <w:r>
-        <w:rPr>
-          <w:b/>
-          <w:bCs/>
-          <w:sz w:val="22"/>
-          <w:szCs w:val="22"/>
-        </w:rPr>
-        <w:t>Meeting 4</w:t>
-      </w:r>
-    </w:p>
-    <w:p>
-      <w:pPr>
-        <w:rPr>
-          <w:b/>
-          <w:bCs/>
-          <w:sz w:val="22"/>
-          <w:szCs w:val="22"/>
-        </w:rPr>
-      </w:pPr>
-      <w:r>
-        <w:rPr>
-          <w:b/>
-          <w:bCs/>
-          <w:sz w:val="22"/>
-          <w:szCs w:val="22"/>
-        </w:rPr>
-        <w:t>Action Items &amp; Ownership</w:t>
-      </w:r>
-    </w:p>
-    <w:p>
-      <w:pPr>
-        <w:rPr>
-          <w:b/>
-          <w:bCs/>
-          <w:sz w:val="22"/>
-          <w:szCs w:val="22"/>
-        </w:rPr>
-      </w:pPr>
     </w:p>
     <w:p>
       <w:pPr>
@@ -1345,7 +1484,23 @@
           <w:sz w:val="16"/>
           <w:szCs w:val="16"/>
         </w:rPr>
-        <w:t>Since this is a small project, you may not have formal ownership roles. Instead, list the team member assigned to each action item. In larger projects, ownership and assignment are typically separate roles.</w:t>
+        <w:t xml:space="preserve">Since this is a small project, you may not have formal ownership roles. Instead, list the team </w:t>
+      </w:r>
+      <w:proofErr w:type="gramStart"/>
+      <w:r>
+        <w:rPr>
+          <w:sz w:val="16"/>
+          <w:szCs w:val="16"/>
+        </w:rPr>
+        <w:t>member</w:t>
+      </w:r>
+      <w:proofErr w:type="gramEnd"/>
+      <w:r>
+        <w:rPr>
+          <w:sz w:val="16"/>
+          <w:szCs w:val="16"/>
+        </w:rPr>
+        <w:t xml:space="preserve"> assigned to each action item. In larger projects, ownership and assignment are typically separate roles.</w:t>
       </w:r>
     </w:p>
     <w:tbl>
@@ -1449,17 +1604,70 @@
           </w:p>
         </w:tc>
       </w:tr>
+      <w:tr>
+        <w:trPr>
+          <w:tblHeader/>
+          <w:tblCellSpacing w:w="15" w:type="dxa"/>
+        </w:trPr>
+        <w:tc>
+          <w:tcPr>
+            <w:tcW w:w="0" w:type="auto"/>
+            <w:vAlign w:val="center"/>
+          </w:tcPr>
+          <w:p>
+            <w:pPr>
+              <w:rPr>
+                <w:b/>
+                <w:bCs/>
+                <w:sz w:val="22"/>
+                <w:szCs w:val="22"/>
+              </w:rPr>
+            </w:pPr>
+            <w:r>
+              <w:rPr>
+                <w:b/>
+                <w:bCs/>
+                <w:sz w:val="22"/>
+                <w:szCs w:val="22"/>
+              </w:rPr>
+              <w:t>2/10/26</w:t>
+            </w:r>
+          </w:p>
+        </w:tc>
+        <w:tc>
+          <w:tcPr>
+            <w:tcW w:w="0" w:type="auto"/>
+            <w:vAlign w:val="center"/>
+          </w:tcPr>
+          <w:p>
+            <w:pPr>
+              <w:rPr>
+                <w:b/>
+                <w:bCs/>
+                <w:sz w:val="22"/>
+                <w:szCs w:val="22"/>
+              </w:rPr>
+            </w:pPr>
+          </w:p>
+        </w:tc>
+        <w:tc>
+          <w:tcPr>
+            <w:tcW w:w="0" w:type="auto"/>
+            <w:vAlign w:val="center"/>
+          </w:tcPr>
+          <w:p>
+            <w:pPr>
+              <w:rPr>
+                <w:b/>
+                <w:bCs/>
+                <w:sz w:val="22"/>
+                <w:szCs w:val="22"/>
+              </w:rPr>
+            </w:pPr>
+          </w:p>
+        </w:tc>
+      </w:tr>
     </w:tbl>
-    <w:p>
-      <w:pPr>
-        <w:rPr>
-          <w:b/>
-          <w:bCs/>
-          <w:sz w:val="22"/>
-          <w:szCs w:val="22"/>
-        </w:rPr>
-      </w:pPr>
-    </w:p>
     <w:p>
       <w:pPr>
         <w:rPr>
@@ -1504,7 +1712,14 @@
           <w:sz w:val="22"/>
           <w:szCs w:val="22"/>
         </w:rPr>
-        <w:t xml:space="preserve"> __________________________</w:t>
+        <w:t xml:space="preserve"> </w:t>
+      </w:r>
+      <w:r>
+        <w:rPr>
+          <w:sz w:val="22"/>
+          <w:szCs w:val="22"/>
+        </w:rPr>
+        <w:t>2/10/26</w:t>
       </w:r>
     </w:p>
     <w:p>
@@ -1532,7 +1747,14 @@
           <w:sz w:val="22"/>
           <w:szCs w:val="22"/>
         </w:rPr>
-        <w:t xml:space="preserve"> __________________________</w:t>
+        <w:t xml:space="preserve"> </w:t>
+      </w:r>
+      <w:r>
+        <w:rPr>
+          <w:sz w:val="22"/>
+          <w:szCs w:val="22"/>
+        </w:rPr>
+        <w:t>7:00 P.M</w:t>
       </w:r>
     </w:p>
     <w:p>
@@ -1580,6 +1802,7 @@
           <w:sz w:val="22"/>
           <w:szCs w:val="22"/>
         </w:rPr>
+        <w:lastRenderedPageBreak/>
         <w:t>Team Lead Name:</w:t>
       </w:r>
       <w:r>
@@ -1587,7 +1810,14 @@
           <w:sz w:val="22"/>
           <w:szCs w:val="22"/>
         </w:rPr>
-        <w:t xml:space="preserve"> __________________________</w:t>
+        <w:t xml:space="preserve"> </w:t>
+      </w:r>
+      <w:r>
+        <w:rPr>
+          <w:sz w:val="22"/>
+          <w:szCs w:val="22"/>
+        </w:rPr>
+        <w:t>Eric Parral</w:t>
       </w:r>
     </w:p>
     <w:p>
@@ -1615,7 +1845,14 @@
           <w:sz w:val="22"/>
           <w:szCs w:val="22"/>
         </w:rPr>
-        <w:t xml:space="preserve"> ____________________</w:t>
+        <w:t xml:space="preserve"> </w:t>
+      </w:r>
+      <w:r>
+        <w:rPr>
+          <w:sz w:val="22"/>
+          <w:szCs w:val="22"/>
+        </w:rPr>
+        <w:t>Eric Miguel Parral</w:t>
       </w:r>
     </w:p>
     <w:p>
@@ -1643,7 +1880,14 @@
           <w:sz w:val="22"/>
           <w:szCs w:val="22"/>
         </w:rPr>
-        <w:t xml:space="preserve"> __________________________</w:t>
+        <w:t xml:space="preserve"> </w:t>
+      </w:r>
+      <w:r>
+        <w:rPr>
+          <w:sz w:val="22"/>
+          <w:szCs w:val="22"/>
+        </w:rPr>
+        <w:t>2/7/26</w:t>
       </w:r>
     </w:p>
     <w:p>

--- a/documentation/Meeting Logs/Meeting 2-1-26 through 2-8-26.docx
+++ b/documentation/Meeting Logs/Meeting 2-1-26 through 2-8-26.docx
@@ -1196,6 +1196,13 @@
         </w:rPr>
         <w:t>Meeting 4</w:t>
       </w:r>
+      <w:r>
+        <w:rPr>
+          <w:sz w:val="22"/>
+          <w:szCs w:val="22"/>
+        </w:rPr>
+        <w:t xml:space="preserve">: Just catch and make sure that everything works with then function and more. </w:t>
+      </w:r>
     </w:p>
     <w:p>
       <w:pPr>
@@ -1484,23 +1491,7 @@
           <w:sz w:val="16"/>
           <w:szCs w:val="16"/>
         </w:rPr>
-        <w:t xml:space="preserve">Since this is a small project, you may not have formal ownership roles. Instead, list the team </w:t>
-      </w:r>
-      <w:proofErr w:type="gramStart"/>
-      <w:r>
-        <w:rPr>
-          <w:sz w:val="16"/>
-          <w:szCs w:val="16"/>
-        </w:rPr>
-        <w:t>member</w:t>
-      </w:r>
-      <w:proofErr w:type="gramEnd"/>
-      <w:r>
-        <w:rPr>
-          <w:sz w:val="16"/>
-          <w:szCs w:val="16"/>
-        </w:rPr>
-        <w:t xml:space="preserve"> assigned to each action item. In larger projects, ownership and assignment are typically separate roles.</w:t>
+        <w:t>Since this is a small project, you may not have formal ownership roles. Instead, list the team member assigned to each action item. In larger projects, ownership and assignment are typically separate roles.</w:t>
       </w:r>
     </w:p>
     <w:tbl>
